--- a/CalendarioAgo26/informacion/ExamenAutoevaluacion_Parte2.docx
+++ b/CalendarioAgo26/informacion/ExamenAutoevaluacion_Parte2.docx
@@ -1561,14 +1561,12 @@
         <w:ind w:left="1081"/>
         <w:rPr>
           <w:rFonts w:ascii="Courier New"/>
-          <w:lang w:val="en-US"/>
         </w:rPr>
       </w:pPr>
       <w:proofErr w:type="spellStart"/>
       <w:r>
         <w:rPr>
           <w:rFonts w:ascii="Courier New"/>
-          <w:lang w:val="en-US"/>
         </w:rPr>
         <w:t>elif</w:t>
       </w:r>
@@ -1576,44 +1574,8 @@
       <w:r>
         <w:rPr>
           <w:rFonts w:ascii="Courier New"/>
-          <w:lang w:val="en-US"/>
-        </w:rPr>
-        <w:t xml:space="preserve"> </w:t>
-      </w:r>
-      <w:r>
-        <w:rPr>
-          <w:rFonts w:ascii="Courier New"/>
-          <w:lang w:val="en-US"/>
-        </w:rPr>
-        <w:t>y</w:t>
-      </w:r>
-      <w:r>
-        <w:rPr>
-          <w:rFonts w:ascii="Courier New"/>
-          <w:lang w:val="en-US"/>
-        </w:rPr>
-        <w:t xml:space="preserve"> </w:t>
-      </w:r>
-      <w:r>
-        <w:rPr>
-          <w:rFonts w:ascii="Courier New"/>
-          <w:lang w:val="en-US"/>
-        </w:rPr>
-        <w:t>&lt;</w:t>
-      </w:r>
-      <w:r>
-        <w:rPr>
-          <w:rFonts w:ascii="Courier New"/>
-          <w:lang w:val="en-US"/>
-        </w:rPr>
-        <w:t xml:space="preserve"> </w:t>
-      </w:r>
-      <w:r>
-        <w:rPr>
-          <w:rFonts w:ascii="Courier New"/>
-          <w:lang w:val="en-US"/>
-        </w:rPr>
-        <w:t>5:</w:t>
+        </w:rPr>
+        <w:t xml:space="preserve"> y &lt; 5:</w:t>
       </w:r>
     </w:p>
     <w:p>
@@ -1623,14 +1585,12 @@
         <w:ind w:left="1081" w:firstLine="259"/>
         <w:rPr>
           <w:rFonts w:ascii="Courier New"/>
-          <w:lang w:val="en-US"/>
         </w:rPr>
       </w:pPr>
       <w:proofErr w:type="spellStart"/>
       <w:r>
         <w:rPr>
           <w:rFonts w:ascii="Courier New"/>
-          <w:lang w:val="en-US"/>
         </w:rPr>
         <w:t>print</w:t>
       </w:r>
@@ -1638,7 +1598,6 @@
       <w:r>
         <w:rPr>
           <w:rFonts w:ascii="Courier New"/>
-          <w:lang w:val="en-US"/>
         </w:rPr>
         <w:t xml:space="preserve">(y) </w:t>
       </w:r>
@@ -1650,15 +1609,21 @@
         <w:ind w:left="1081"/>
         <w:rPr>
           <w:rFonts w:ascii="Courier New"/>
-          <w:lang w:val="en-US"/>
-        </w:rPr>
-      </w:pPr>
-      <w:r>
-        <w:rPr>
-          <w:rFonts w:ascii="Courier New"/>
-          <w:lang w:val="en-US"/>
-        </w:rPr>
-        <w:t>else:</w:t>
+        </w:rPr>
+      </w:pPr>
+      <w:proofErr w:type="spellStart"/>
+      <w:r>
+        <w:rPr>
+          <w:rFonts w:ascii="Courier New"/>
+        </w:rPr>
+        <w:t>else</w:t>
+      </w:r>
+      <w:proofErr w:type="spellEnd"/>
+      <w:r>
+        <w:rPr>
+          <w:rFonts w:ascii="Courier New"/>
+        </w:rPr>
+        <w:t>:</w:t>
       </w:r>
     </w:p>
     <w:p>
@@ -1668,14 +1633,12 @@
         <w:ind w:left="1081" w:firstLine="259"/>
         <w:rPr>
           <w:rFonts w:ascii="Courier New"/>
-          <w:lang w:val="en-US"/>
         </w:rPr>
       </w:pPr>
       <w:proofErr w:type="spellStart"/>
       <w:r>
         <w:rPr>
           <w:rFonts w:ascii="Courier New"/>
-          <w:lang w:val="en-US"/>
         </w:rPr>
         <w:t>print</w:t>
       </w:r>
@@ -1683,7 +1646,6 @@
       <w:r>
         <w:rPr>
           <w:rFonts w:ascii="Courier New"/>
-          <w:lang w:val="en-US"/>
         </w:rPr>
         <w:t>(x + y)</w:t>
       </w:r>
@@ -1693,14 +1655,10 @@
         <w:pStyle w:val="Textoindependiente"/>
         <w:spacing w:before="200"/>
         <w:ind w:left="0"/>
-        <w:rPr>
-          <w:lang w:val="en-US"/>
-        </w:rPr>
       </w:pPr>
       <w:r>
         <w:rPr>
           <w:spacing w:val="-2"/>
-          <w:lang w:val="en-US"/>
         </w:rPr>
         <w:t>b.</w:t>
       </w:r>
@@ -1744,11 +1702,13 @@
         <w:ind w:left="1081"/>
         <w:rPr>
           <w:rFonts w:ascii="Courier New"/>
-        </w:rPr>
-      </w:pPr>
-      <w:r>
-        <w:rPr>
-          <w:rFonts w:ascii="Courier New"/>
+          <w:lang w:val="en-US"/>
+        </w:rPr>
+      </w:pPr>
+      <w:r>
+        <w:rPr>
+          <w:rFonts w:ascii="Courier New"/>
+          <w:lang w:val="en-US"/>
         </w:rPr>
         <w:t>if x &gt; 5:</w:t>
       </w:r>
@@ -1760,11 +1720,13 @@
         <w:ind w:left="1081" w:firstLine="259"/>
         <w:rPr>
           <w:rFonts w:ascii="Courier New"/>
-        </w:rPr>
-      </w:pPr>
-      <w:r>
-        <w:rPr>
-          <w:rFonts w:ascii="Courier New"/>
+          <w:lang w:val="en-US"/>
+        </w:rPr>
+      </w:pPr>
+      <w:r>
+        <w:rPr>
+          <w:rFonts w:ascii="Courier New"/>
+          <w:lang w:val="en-US"/>
         </w:rPr>
         <w:t>print(x)</w:t>
       </w:r>
@@ -1776,12 +1738,14 @@
         <w:ind w:left="1081"/>
         <w:rPr>
           <w:rFonts w:ascii="Courier New"/>
+          <w:lang w:val="en-US"/>
         </w:rPr>
       </w:pPr>
       <w:proofErr w:type="spellStart"/>
       <w:r>
         <w:rPr>
           <w:rFonts w:ascii="Courier New"/>
+          <w:lang w:val="en-US"/>
         </w:rPr>
         <w:t>elif</w:t>
       </w:r>
@@ -1789,6 +1753,7 @@
       <w:r>
         <w:rPr>
           <w:rFonts w:ascii="Courier New"/>
+          <w:lang w:val="en-US"/>
         </w:rPr>
         <w:t xml:space="preserve"> y &lt; 5:</w:t>
       </w:r>
@@ -2333,29 +2298,34 @@
         <w:ind w:left="1661" w:right="4468" w:hanging="321"/>
         <w:rPr>
           <w:rFonts w:ascii="Courier New"/>
-          <w:lang w:val="en-US"/>
-        </w:rPr>
-      </w:pPr>
-      <w:r>
-        <w:rPr>
-          <w:rFonts w:ascii="Courier New"/>
-          <w:spacing w:val="-1"/>
-          <w:lang w:val="en-US"/>
-        </w:rPr>
-        <w:t>print(x</w:t>
+        </w:rPr>
+      </w:pPr>
+      <w:proofErr w:type="spellStart"/>
+      <w:r>
+        <w:rPr>
+          <w:rFonts w:ascii="Courier New"/>
+          <w:spacing w:val="-1"/>
+        </w:rPr>
+        <w:t>print</w:t>
+      </w:r>
+      <w:proofErr w:type="spellEnd"/>
+      <w:r>
+        <w:rPr>
+          <w:rFonts w:ascii="Courier New"/>
+          <w:spacing w:val="-1"/>
+        </w:rPr>
+        <w:t>(x</w:t>
       </w:r>
       <w:r>
         <w:rPr>
           <w:rFonts w:ascii="Courier New"/>
           <w:spacing w:val="-4"/>
-          <w:lang w:val="en-US"/>
-        </w:rPr>
-        <w:t xml:space="preserve"> </w:t>
-      </w:r>
-      <w:r>
-        <w:rPr>
-          <w:rFonts w:ascii="Courier New"/>
-          <w:lang w:val="en-US"/>
+        </w:rPr>
+        <w:t xml:space="preserve"> </w:t>
+      </w:r>
+      <w:r>
+        <w:rPr>
+          <w:rFonts w:ascii="Courier New"/>
         </w:rPr>
         <w:t>+</w:t>
       </w:r>
@@ -2363,14 +2333,12 @@
         <w:rPr>
           <w:rFonts w:ascii="Courier New"/>
           <w:spacing w:val="1"/>
-          <w:lang w:val="en-US"/>
-        </w:rPr>
-        <w:t xml:space="preserve"> </w:t>
-      </w:r>
-      <w:r>
-        <w:rPr>
-          <w:rFonts w:ascii="Courier New"/>
-          <w:lang w:val="en-US"/>
+        </w:rPr>
+        <w:t xml:space="preserve"> </w:t>
+      </w:r>
+      <w:r>
+        <w:rPr>
+          <w:rFonts w:ascii="Courier New"/>
         </w:rPr>
         <w:t>y)</w:t>
       </w:r>
@@ -2382,7 +2350,6 @@
         <w:ind w:left="0"/>
         <w:rPr>
           <w:spacing w:val="-2"/>
-          <w:lang w:val="en-US"/>
         </w:rPr>
       </w:pPr>
     </w:p>
@@ -2393,7 +2360,6 @@
         <w:ind w:left="0"/>
         <w:rPr>
           <w:spacing w:val="-2"/>
-          <w:lang w:val="en-US"/>
         </w:rPr>
       </w:pPr>
     </w:p>
@@ -2404,7 +2370,6 @@
         <w:ind w:left="0"/>
         <w:rPr>
           <w:spacing w:val="-2"/>
-          <w:lang w:val="en-US"/>
         </w:rPr>
       </w:pPr>
     </w:p>
@@ -2415,7 +2380,6 @@
         <w:ind w:left="0"/>
         <w:rPr>
           <w:spacing w:val="-2"/>
-          <w:lang w:val="en-US"/>
         </w:rPr>
       </w:pPr>
     </w:p>
@@ -2426,7 +2390,6 @@
         <w:ind w:left="0"/>
         <w:rPr>
           <w:spacing w:val="-2"/>
-          <w:lang w:val="en-US"/>
         </w:rPr>
       </w:pPr>
     </w:p>
@@ -2437,7 +2400,6 @@
         <w:ind w:left="0"/>
         <w:rPr>
           <w:spacing w:val="-2"/>
-          <w:lang w:val="en-US"/>
         </w:rPr>
       </w:pPr>
     </w:p>
@@ -2448,7 +2410,6 @@
         <w:ind w:left="0"/>
         <w:rPr>
           <w:spacing w:val="-2"/>
-          <w:lang w:val="en-US"/>
         </w:rPr>
       </w:pPr>
     </w:p>
@@ -2459,7 +2420,6 @@
         <w:ind w:left="0"/>
         <w:rPr>
           <w:spacing w:val="-2"/>
-          <w:lang w:val="en-US"/>
         </w:rPr>
       </w:pPr>
     </w:p>
@@ -2468,14 +2428,10 @@
         <w:pStyle w:val="Textoindependiente"/>
         <w:spacing w:before="51"/>
         <w:ind w:left="0"/>
-        <w:rPr>
-          <w:lang w:val="en-US"/>
-        </w:rPr>
       </w:pPr>
       <w:r>
         <w:rPr>
           <w:spacing w:val="-2"/>
-          <w:lang w:val="en-US"/>
         </w:rPr>
         <w:t>d.</w:t>
       </w:r>
@@ -2487,43 +2443,13 @@
         <w:ind w:left="1081"/>
         <w:rPr>
           <w:rFonts w:ascii="Courier New"/>
-          <w:lang w:val="en-US"/>
-        </w:rPr>
-      </w:pPr>
-      <w:r>
-        <w:rPr>
-          <w:rFonts w:ascii="Courier New"/>
-          <w:lang w:val="en-US"/>
-        </w:rPr>
-        <w:t>x</w:t>
-      </w:r>
-      <w:r>
-        <w:rPr>
-          <w:rFonts w:ascii="Courier New"/>
-          <w:lang w:val="en-US"/>
-        </w:rPr>
-        <w:t xml:space="preserve"> </w:t>
-      </w:r>
-      <w:r>
-        <w:rPr>
-          <w:rFonts w:ascii="Courier New"/>
-          <w:lang w:val="en-US"/>
-        </w:rPr>
-        <w:t>=</w:t>
-      </w:r>
-      <w:r>
-        <w:rPr>
-          <w:rFonts w:ascii="Courier New"/>
-          <w:lang w:val="en-US"/>
-        </w:rPr>
-        <w:t xml:space="preserve"> </w:t>
-      </w:r>
-      <w:r>
-        <w:rPr>
-          <w:rFonts w:ascii="Courier New"/>
-          <w:lang w:val="en-US"/>
-        </w:rPr>
-        <w:t>6</w:t>
+        </w:rPr>
+      </w:pPr>
+      <w:r>
+        <w:rPr>
+          <w:rFonts w:ascii="Courier New"/>
+        </w:rPr>
+        <w:t>x = 6</w:t>
       </w:r>
     </w:p>
     <w:p>
@@ -2533,43 +2459,13 @@
         <w:ind w:left="1081"/>
         <w:rPr>
           <w:rFonts w:ascii="Courier New"/>
-          <w:lang w:val="en-US"/>
-        </w:rPr>
-      </w:pPr>
-      <w:r>
-        <w:rPr>
-          <w:rFonts w:ascii="Courier New"/>
-          <w:lang w:val="en-US"/>
-        </w:rPr>
-        <w:t>y</w:t>
-      </w:r>
-      <w:r>
-        <w:rPr>
-          <w:rFonts w:ascii="Courier New"/>
-          <w:lang w:val="en-US"/>
-        </w:rPr>
-        <w:t xml:space="preserve"> </w:t>
-      </w:r>
-      <w:r>
-        <w:rPr>
-          <w:rFonts w:ascii="Courier New"/>
-          <w:lang w:val="en-US"/>
-        </w:rPr>
-        <w:t>=</w:t>
-      </w:r>
-      <w:r>
-        <w:rPr>
-          <w:rFonts w:ascii="Courier New"/>
-          <w:lang w:val="en-US"/>
-        </w:rPr>
-        <w:t xml:space="preserve"> </w:t>
-      </w:r>
-      <w:r>
-        <w:rPr>
-          <w:rFonts w:ascii="Courier New"/>
-          <w:lang w:val="en-US"/>
-        </w:rPr>
-        <w:t>4</w:t>
+        </w:rPr>
+      </w:pPr>
+      <w:r>
+        <w:rPr>
+          <w:rFonts w:ascii="Courier New"/>
+        </w:rPr>
+        <w:t>y = 4</w:t>
       </w:r>
     </w:p>
     <w:p>
@@ -2717,14 +2613,12 @@
         <w:ind w:left="1801" w:firstLine="259"/>
         <w:rPr>
           <w:rFonts w:ascii="Courier New"/>
-          <w:lang w:val="en-US"/>
         </w:rPr>
       </w:pPr>
       <w:proofErr w:type="spellStart"/>
       <w:r>
         <w:rPr>
           <w:rFonts w:ascii="Courier New"/>
-          <w:lang w:val="en-US"/>
         </w:rPr>
         <w:t>print</w:t>
       </w:r>
@@ -2732,7 +2626,6 @@
       <w:r>
         <w:rPr>
           <w:rFonts w:ascii="Courier New"/>
-          <w:lang w:val="en-US"/>
         </w:rPr>
         <w:t xml:space="preserve">(y) </w:t>
       </w:r>
@@ -2744,22 +2637,27 @@
         <w:ind w:left="1081"/>
         <w:rPr>
           <w:rFonts w:ascii="Courier New"/>
-          <w:lang w:val="en-US"/>
-        </w:rPr>
-      </w:pPr>
-      <w:r>
-        <w:rPr>
-          <w:rFonts w:ascii="Courier New"/>
-          <w:lang w:val="en-US"/>
+        </w:rPr>
+      </w:pPr>
+      <w:r>
+        <w:rPr>
+          <w:rFonts w:ascii="Courier New"/>
         </w:rPr>
         <w:t xml:space="preserve">  </w:t>
       </w:r>
-      <w:r>
-        <w:rPr>
-          <w:rFonts w:ascii="Courier New"/>
-          <w:lang w:val="en-US"/>
-        </w:rPr>
-        <w:t>else:</w:t>
+      <w:proofErr w:type="spellStart"/>
+      <w:r>
+        <w:rPr>
+          <w:rFonts w:ascii="Courier New"/>
+        </w:rPr>
+        <w:t>else</w:t>
+      </w:r>
+      <w:proofErr w:type="spellEnd"/>
+      <w:r>
+        <w:rPr>
+          <w:rFonts w:ascii="Courier New"/>
+        </w:rPr>
+        <w:t>:</w:t>
       </w:r>
     </w:p>
     <w:p>
@@ -2769,14 +2667,12 @@
         <w:ind w:left="2060"/>
         <w:rPr>
           <w:rFonts w:ascii="Courier New"/>
-          <w:lang w:val="en-US"/>
         </w:rPr>
       </w:pPr>
       <w:proofErr w:type="spellStart"/>
       <w:r>
         <w:rPr>
           <w:rFonts w:ascii="Courier New"/>
-          <w:lang w:val="en-US"/>
         </w:rPr>
         <w:t>print</w:t>
       </w:r>
@@ -2784,7 +2680,6 @@
       <w:r>
         <w:rPr>
           <w:rFonts w:ascii="Courier New"/>
-          <w:lang w:val="en-US"/>
         </w:rPr>
         <w:t>(x + y)</w:t>
       </w:r>
@@ -2796,7 +2691,6 @@
         <w:ind w:left="100"/>
         <w:rPr>
           <w:spacing w:val="-2"/>
-          <w:lang w:val="en-US"/>
         </w:rPr>
       </w:pPr>
     </w:p>
@@ -3030,11 +2924,13 @@
         <w:ind w:left="1401" w:right="4946"/>
         <w:rPr>
           <w:rFonts w:ascii="Courier New" w:eastAsia="Courier New" w:hAnsi="Courier New" w:cs="Courier New"/>
-        </w:rPr>
-      </w:pPr>
-      <w:r>
-        <w:rPr>
-          <w:rFonts w:ascii="Courier New"/>
+          <w:lang w:val="en-US"/>
+        </w:rPr>
+      </w:pPr>
+      <w:r>
+        <w:rPr>
+          <w:rFonts w:ascii="Courier New"/>
+          <w:lang w:val="en-US"/>
         </w:rPr>
         <w:t>a</w:t>
       </w:r>
@@ -3042,12 +2938,14 @@
         <w:rPr>
           <w:rFonts w:ascii="Courier New"/>
           <w:spacing w:val="1"/>
-        </w:rPr>
-        <w:t xml:space="preserve"> </w:t>
-      </w:r>
-      <w:r>
-        <w:rPr>
-          <w:rFonts w:ascii="Courier New"/>
+          <w:lang w:val="en-US"/>
+        </w:rPr>
+        <w:t xml:space="preserve"> </w:t>
+      </w:r>
+      <w:r>
+        <w:rPr>
+          <w:rFonts w:ascii="Courier New"/>
+          <w:lang w:val="en-US"/>
         </w:rPr>
         <w:t>=</w:t>
       </w:r>
@@ -3055,12 +2953,14 @@
         <w:rPr>
           <w:rFonts w:ascii="Courier New"/>
           <w:spacing w:val="-4"/>
-        </w:rPr>
-        <w:t xml:space="preserve"> </w:t>
-      </w:r>
-      <w:r>
-        <w:rPr>
-          <w:rFonts w:ascii="Courier New"/>
+          <w:lang w:val="en-US"/>
+        </w:rPr>
+        <w:t xml:space="preserve"> </w:t>
+      </w:r>
+      <w:r>
+        <w:rPr>
+          <w:rFonts w:ascii="Courier New"/>
+          <w:lang w:val="en-US"/>
         </w:rPr>
         <w:t>a</w:t>
       </w:r>
@@ -3068,12 +2968,14 @@
         <w:rPr>
           <w:rFonts w:ascii="Courier New"/>
           <w:spacing w:val="1"/>
-        </w:rPr>
-        <w:t xml:space="preserve"> </w:t>
-      </w:r>
-      <w:r>
-        <w:rPr>
-          <w:rFonts w:ascii="Courier New"/>
+          <w:lang w:val="en-US"/>
+        </w:rPr>
+        <w:t xml:space="preserve"> </w:t>
+      </w:r>
+      <w:r>
+        <w:rPr>
+          <w:rFonts w:ascii="Courier New"/>
+          <w:lang w:val="en-US"/>
         </w:rPr>
         <w:t>+</w:t>
       </w:r>
@@ -3081,12 +2983,14 @@
         <w:rPr>
           <w:rFonts w:ascii="Courier New"/>
           <w:spacing w:val="-4"/>
-        </w:rPr>
-        <w:t xml:space="preserve"> </w:t>
-      </w:r>
-      <w:r>
-        <w:rPr>
-          <w:rFonts w:ascii="Courier New"/>
+          <w:lang w:val="en-US"/>
+        </w:rPr>
+        <w:t xml:space="preserve"> </w:t>
+      </w:r>
+      <w:r>
+        <w:rPr>
+          <w:rFonts w:ascii="Courier New"/>
+          <w:lang w:val="en-US"/>
         </w:rPr>
         <w:t>3</w:t>
       </w:r>
@@ -3252,36 +3156,42 @@
         <w:ind w:left="820"/>
         <w:rPr>
           <w:rFonts w:ascii="Courier New" w:eastAsia="Courier New" w:hAnsi="Courier New" w:cs="Courier New"/>
-          <w:lang w:val="en-US"/>
-        </w:rPr>
-      </w:pPr>
-      <w:r>
-        <w:rPr>
-          <w:rFonts w:ascii="Courier New"/>
-          <w:lang w:val="en-US"/>
+        </w:rPr>
+      </w:pPr>
+      <w:proofErr w:type="spellStart"/>
+      <w:r>
+        <w:rPr>
+          <w:rFonts w:ascii="Courier New"/>
         </w:rPr>
         <w:t>def</w:t>
       </w:r>
+      <w:proofErr w:type="spellEnd"/>
       <w:r>
         <w:rPr>
           <w:rFonts w:ascii="Courier New"/>
           <w:spacing w:val="1"/>
-          <w:lang w:val="en-US"/>
-        </w:rPr>
-        <w:t xml:space="preserve"> </w:t>
-      </w:r>
-      <w:r>
-        <w:rPr>
-          <w:rFonts w:ascii="Courier New"/>
-          <w:spacing w:val="-1"/>
-          <w:lang w:val="en-US"/>
-        </w:rPr>
-        <w:t>main()</w:t>
-      </w:r>
-      <w:r>
-        <w:rPr>
-          <w:rFonts w:ascii="Courier New"/>
-          <w:lang w:val="en-US"/>
+        </w:rPr>
+        <w:t xml:space="preserve"> </w:t>
+      </w:r>
+      <w:proofErr w:type="spellStart"/>
+      <w:r>
+        <w:rPr>
+          <w:rFonts w:ascii="Courier New"/>
+          <w:spacing w:val="-1"/>
+        </w:rPr>
+        <w:t>main</w:t>
+      </w:r>
+      <w:proofErr w:type="spellEnd"/>
+      <w:r>
+        <w:rPr>
+          <w:rFonts w:ascii="Courier New"/>
+          <w:spacing w:val="-1"/>
+        </w:rPr>
+        <w:t>()</w:t>
+      </w:r>
+      <w:r>
+        <w:rPr>
+          <w:rFonts w:ascii="Courier New"/>
         </w:rPr>
         <w:t>:</w:t>
       </w:r>
@@ -5593,78 +5503,89 @@
         <w:pStyle w:val="Textoindependiente"/>
         <w:ind w:left="1856" w:right="4946" w:hanging="415"/>
         <w:rPr>
-          <w:lang w:val="en-US"/>
-        </w:rPr>
-      </w:pPr>
-      <w:r>
-        <w:rPr>
-          <w:spacing w:val="-1"/>
-          <w:lang w:val="en-US"/>
-        </w:rPr>
-        <w:t>for</w:t>
-      </w:r>
-      <w:r>
-        <w:rPr>
-          <w:spacing w:val="-2"/>
-          <w:lang w:val="en-US"/>
-        </w:rPr>
-        <w:t xml:space="preserve"> </w:t>
-      </w:r>
-      <w:r>
-        <w:rPr>
-          <w:lang w:val="en-US"/>
-        </w:rPr>
-        <w:t>c</w:t>
-      </w:r>
-      <w:r>
-        <w:rPr>
-          <w:spacing w:val="-3"/>
-          <w:lang w:val="en-US"/>
-        </w:rPr>
-        <w:t xml:space="preserve"> </w:t>
-      </w:r>
-      <w:r>
-        <w:rPr>
-          <w:lang w:val="en-US"/>
-        </w:rPr>
-        <w:t>in</w:t>
-      </w:r>
-      <w:r>
-        <w:rPr>
-          <w:spacing w:val="-4"/>
-          <w:lang w:val="en-US"/>
-        </w:rPr>
-        <w:t xml:space="preserve"> </w:t>
-      </w:r>
-      <w:r>
-        <w:rPr>
-          <w:spacing w:val="-1"/>
-          <w:lang w:val="en-US"/>
-        </w:rPr>
-        <w:t>range(-2,</w:t>
-      </w:r>
-      <w:r>
-        <w:rPr>
-          <w:spacing w:val="-2"/>
-          <w:lang w:val="en-US"/>
-        </w:rPr>
-        <w:t xml:space="preserve"> </w:t>
-      </w:r>
-      <w:r>
-        <w:rPr>
-          <w:spacing w:val="-1"/>
-          <w:lang w:val="en-US"/>
-        </w:rPr>
-        <w:t>2):</w:t>
-      </w:r>
-      <w:r>
-        <w:rPr>
           <w:spacing w:val="25"/>
           <w:w w:val="99"/>
           <w:lang w:val="en-US"/>
         </w:rPr>
-        <w:t xml:space="preserve"> </w:t>
-      </w:r>
+      </w:pPr>
+      <w:r>
+        <w:rPr>
+          <w:spacing w:val="-1"/>
+          <w:lang w:val="en-US"/>
+        </w:rPr>
+        <w:t>for</w:t>
+      </w:r>
+      <w:r>
+        <w:rPr>
+          <w:spacing w:val="-2"/>
+          <w:lang w:val="en-US"/>
+        </w:rPr>
+        <w:t xml:space="preserve"> </w:t>
+      </w:r>
+      <w:r>
+        <w:rPr>
+          <w:lang w:val="en-US"/>
+        </w:rPr>
+        <w:t>c</w:t>
+      </w:r>
+      <w:r>
+        <w:rPr>
+          <w:spacing w:val="-3"/>
+          <w:lang w:val="en-US"/>
+        </w:rPr>
+        <w:t xml:space="preserve"> </w:t>
+      </w:r>
+      <w:r>
+        <w:rPr>
+          <w:lang w:val="en-US"/>
+        </w:rPr>
+        <w:t>in</w:t>
+      </w:r>
+      <w:r>
+        <w:rPr>
+          <w:spacing w:val="-4"/>
+          <w:lang w:val="en-US"/>
+        </w:rPr>
+        <w:t xml:space="preserve"> </w:t>
+      </w:r>
+      <w:r>
+        <w:rPr>
+          <w:spacing w:val="-1"/>
+          <w:lang w:val="en-US"/>
+        </w:rPr>
+        <w:t>range(-2,</w:t>
+      </w:r>
+      <w:r>
+        <w:rPr>
+          <w:spacing w:val="-2"/>
+          <w:lang w:val="en-US"/>
+        </w:rPr>
+        <w:t xml:space="preserve"> </w:t>
+      </w:r>
+      <w:r>
+        <w:rPr>
+          <w:spacing w:val="-1"/>
+          <w:lang w:val="en-US"/>
+        </w:rPr>
+        <w:t>2):</w:t>
+      </w:r>
+      <w:r>
+        <w:rPr>
+          <w:spacing w:val="25"/>
+          <w:w w:val="99"/>
+          <w:lang w:val="en-US"/>
+        </w:rPr>
+        <w:t xml:space="preserve"> </w:t>
+      </w:r>
+    </w:p>
+    <w:p>
+      <w:pPr>
+        <w:pStyle w:val="Textoindependiente"/>
+        <w:ind w:left="1856" w:right="4946" w:hanging="415"/>
+        <w:rPr>
+          <w:lang w:val="en-US"/>
+        </w:rPr>
+      </w:pPr>
       <w:r>
         <w:rPr>
           <w:spacing w:val="-1"/>
@@ -5672,16 +5593,6 @@
         </w:rPr>
         <w:t>print(c)</w:t>
       </w:r>
-    </w:p>
-    <w:p>
-      <w:pPr>
-        <w:rPr>
-          <w:rFonts w:ascii="Calibri" w:eastAsia="Calibri" w:hAnsi="Calibri" w:cs="Calibri"/>
-          <w:sz w:val="20"/>
-          <w:szCs w:val="20"/>
-          <w:lang w:val="en-US"/>
-        </w:rPr>
-      </w:pPr>
     </w:p>
     <w:p>
       <w:pPr>
@@ -13357,23 +13268,7 @@
           <w:lang w:val="en-US"/>
         </w:rPr>
         <w:br/>
-        <w:t>print(</w:t>
-      </w:r>
-      <w:proofErr w:type="spellStart"/>
-      <w:r>
-        <w:rPr>
-          <w:rFonts w:ascii="Arial" w:hAnsi="Arial" w:cs="Arial"/>
-          <w:lang w:val="en-US"/>
-        </w:rPr>
-        <w:t>acum</w:t>
-      </w:r>
-      <w:proofErr w:type="spellEnd"/>
-      <w:r>
-        <w:rPr>
-          <w:rFonts w:ascii="Arial" w:hAnsi="Arial" w:cs="Arial"/>
-          <w:lang w:val="en-US"/>
-        </w:rPr>
-        <w:t>)</w:t>
+        <w:t>print(acum)</w:t>
       </w:r>
     </w:p>
     <w:p>
